--- a/סיכום/מפרט טכני.docx
+++ b/סיכום/מפרט טכני.docx
@@ -1,6 +1,6 @@
 
 <file path=word/document.xml><?xml version="1.0" encoding="utf-8"?>
-<w:document xmlns:wpc="http://schemas.microsoft.com/office/word/2010/wordprocessingCanvas" xmlns:cx="http://schemas.microsoft.com/office/drawing/2014/chartex" xmlns:cx1="http://schemas.microsoft.com/office/drawing/2015/9/8/chartex" xmlns:cx2="http://schemas.microsoft.com/office/drawing/2015/10/21/chartex" xmlns:cx3="http://schemas.microsoft.com/office/drawing/2016/5/9/chartex" xmlns:cx4="http://schemas.microsoft.com/office/drawing/2016/5/10/chartex" xmlns:cx5="http://schemas.microsoft.com/office/drawing/2016/5/11/chartex" xmlns:cx6="http://schemas.microsoft.com/office/drawing/2016/5/12/chartex" xmlns:cx7="http://schemas.microsoft.com/office/drawing/2016/5/13/chartex" xmlns:cx8="http://schemas.microsoft.com/office/drawing/2016/5/14/chartex" xmlns:mc="http://schemas.openxmlformats.org/markup-compatibility/2006" xmlns:aink="http://schemas.microsoft.com/office/drawing/2016/ink" xmlns:am3d="http://schemas.microsoft.com/office/drawing/2017/model3d" xmlns:o="urn:schemas-microsoft-com:office:office" xmlns:oel="http://schemas.microsoft.com/office/2019/extlst" xmlns:r="http://schemas.openxmlformats.org/officeDocument/2006/relationships" xmlns:m="http://schemas.openxmlformats.org/officeDocument/2006/math" xmlns:v="urn:schemas-microsoft-com:vml" xmlns:wp14="http://schemas.microsoft.com/office/word/2010/wordprocessingDrawing" xmlns:wp="http://schemas.openxmlformats.org/drawingml/2006/wordprocessingDrawing" xmlns:w10="urn:schemas-microsoft-com:office:word" xmlns:w="http://schemas.openxmlformats.org/wordprocessingml/2006/main" xmlns:w14="http://schemas.microsoft.com/office/word/2010/wordml" xmlns:w15="http://schemas.microsoft.com/office/word/2012/wordml" xmlns:w16cex="http://schemas.microsoft.com/office/word/2018/wordml/cex" xmlns:w16cid="http://schemas.microsoft.com/office/word/2016/wordml/cid" xmlns:w16="http://schemas.microsoft.com/office/word/2018/wordml" xmlns:w16du="http://schemas.microsoft.com/office/word/2023/wordml/word16du" xmlns:w16sdtdh="http://schemas.microsoft.com/office/word/2020/wordml/sdtdatahash" xmlns:w16sdtfl="http://schemas.microsoft.com/office/word/2024/wordml/sdtformatlock" xmlns:w16se="http://schemas.microsoft.com/office/word/2015/wordml/symex" xmlns:wpg="http://schemas.microsoft.com/office/word/2010/wordprocessingGroup" xmlns:wpi="http://schemas.microsoft.com/office/word/2010/wordprocessingInk" xmlns:wne="http://schemas.microsoft.com/office/word/2006/wordml" xmlns:wps="http://schemas.microsoft.com/office/word/2010/wordprocessingShape" mc:Ignorable="w14 w15 w16se w16cid w16 w16cex w16sdtdh w16sdtfl w16du wp14">
+<w:document xmlns:wpc="http://schemas.microsoft.com/office/word/2010/wordprocessingCanvas" xmlns:cx="http://schemas.microsoft.com/office/drawing/2014/chartex" xmlns:cx1="http://schemas.microsoft.com/office/drawing/2015/9/8/chartex" xmlns:cx2="http://schemas.microsoft.com/office/drawing/2015/10/21/chartex" xmlns:cx3="http://schemas.microsoft.com/office/drawing/2016/5/9/chartex" xmlns:cx4="http://schemas.microsoft.com/office/drawing/2016/5/10/chartex" xmlns:cx5="http://schemas.microsoft.com/office/drawing/2016/5/11/chartex" xmlns:cx6="http://schemas.microsoft.com/office/drawing/2016/5/12/chartex" xmlns:cx7="http://schemas.microsoft.com/office/drawing/2016/5/13/chartex" xmlns:cx8="http://schemas.microsoft.com/office/drawing/2016/5/14/chartex" xmlns:mc="http://schemas.openxmlformats.org/markup-compatibility/2006" xmlns:aink="http://schemas.microsoft.com/office/drawing/2016/ink" xmlns:am3d="http://schemas.microsoft.com/office/drawing/2017/model3d" xmlns:o="urn:schemas-microsoft-com:office:office" xmlns:r="http://schemas.openxmlformats.org/officeDocument/2006/relationships" xmlns:m="http://schemas.openxmlformats.org/officeDocument/2006/math" xmlns:v="urn:schemas-microsoft-com:vml" xmlns:wp14="http://schemas.microsoft.com/office/word/2010/wordprocessingDrawing" xmlns:wp="http://schemas.openxmlformats.org/drawingml/2006/wordprocessingDrawing" xmlns:w10="urn:schemas-microsoft-com:office:word" xmlns:w="http://schemas.openxmlformats.org/wordprocessingml/2006/main" xmlns:w14="http://schemas.microsoft.com/office/word/2010/wordml" xmlns:w15="http://schemas.microsoft.com/office/word/2012/wordml" xmlns:w16cex="http://schemas.microsoft.com/office/word/2018/wordml/cex" xmlns:w16cid="http://schemas.microsoft.com/office/word/2016/wordml/cid" xmlns:w16="http://schemas.microsoft.com/office/word/2018/wordml" xmlns:w16sdtdh="http://schemas.microsoft.com/office/word/2020/wordml/sdtdatahash" xmlns:w16se="http://schemas.microsoft.com/office/word/2015/wordml/symex" xmlns:wpg="http://schemas.microsoft.com/office/word/2010/wordprocessingGroup" xmlns:wpi="http://schemas.microsoft.com/office/word/2010/wordprocessingInk" xmlns:wne="http://schemas.microsoft.com/office/word/2006/wordml" xmlns:wps="http://schemas.microsoft.com/office/word/2010/wordprocessingShape" mc:Ignorable="w14 w15 w16se w16cid w16 w16cex w16sdtdh wp14">
   <w:body>
     <w:p>
       <w:pPr>
@@ -254,23 +254,7 @@
             <w:rFonts w:hint="cs"/>
             <w:rtl/>
           </w:rPr>
-          <w:t>סליל</w:t>
-        </w:r>
-        <w:r>
-          <w:rPr>
-            <w:rStyle w:val="Hyperlink"/>
-            <w:rFonts w:hint="cs"/>
-            <w:rtl/>
-          </w:rPr>
-          <w:t>י</w:t>
-        </w:r>
-        <w:r>
-          <w:rPr>
-            <w:rStyle w:val="Hyperlink"/>
-            <w:rFonts w:hint="cs"/>
-            <w:rtl/>
-          </w:rPr>
-          <w:t>ם</w:t>
+          <w:t>סלילים</w:t>
         </w:r>
       </w:hyperlink>
     </w:p>
@@ -289,23 +273,7 @@
             <w:rFonts w:hint="cs"/>
             <w:rtl/>
           </w:rPr>
-          <w:t>כרטיס ראש</w:t>
-        </w:r>
-        <w:r>
-          <w:rPr>
-            <w:rStyle w:val="Hyperlink"/>
-            <w:rFonts w:hint="cs"/>
-            <w:rtl/>
-          </w:rPr>
-          <w:t>י</w:t>
-        </w:r>
-        <w:r>
-          <w:rPr>
-            <w:rStyle w:val="Hyperlink"/>
-            <w:rFonts w:hint="cs"/>
-            <w:rtl/>
-          </w:rPr>
-          <w:t xml:space="preserve"> </w:t>
+          <w:t xml:space="preserve">כרטיס ראשי </w:t>
         </w:r>
         <w:r>
           <w:rPr>
@@ -364,11 +332,6 @@
         <w:rPr>
           <w:rtl/>
         </w:rPr>
-      </w:r>
-      <w:r>
-        <w:rPr>
-          <w:rtl/>
-        </w:rPr>
         <w:fldChar w:fldCharType="separate"/>
       </w:r>
       <w:r>
@@ -377,31 +340,7 @@
           <w:rFonts w:hint="cs"/>
           <w:rtl/>
         </w:rPr>
-        <w:t>חיי</w:t>
-      </w:r>
-      <w:r>
-        <w:rPr>
-          <w:rStyle w:val="Hyperlink"/>
-          <w:rFonts w:hint="cs"/>
-          <w:rtl/>
-        </w:rPr>
-        <w:t>ש</w:t>
-      </w:r>
-      <w:r>
-        <w:rPr>
-          <w:rStyle w:val="Hyperlink"/>
-          <w:rFonts w:hint="cs"/>
-          <w:rtl/>
-        </w:rPr>
-        <w:t>נ</w:t>
-      </w:r>
-      <w:r>
-        <w:rPr>
-          <w:rStyle w:val="Hyperlink"/>
-          <w:rFonts w:hint="cs"/>
-          <w:rtl/>
-        </w:rPr>
-        <w:t>ים</w:t>
+        <w:t>חיישנים</w:t>
       </w:r>
     </w:p>
     <w:p>
@@ -3521,7 +3460,6 @@
       <w:pPr>
         <w:pStyle w:val="Heading1"/>
         <w:rPr>
-          <w:rFonts w:hint="cs"/>
           <w:rtl/>
         </w:rPr>
       </w:pPr>
@@ -3973,6 +3911,368 @@
         </w:rPr>
       </w:pPr>
     </w:p>
+    <w:p>
+      <w:pPr>
+        <w:rPr>
+          <w:rFonts w:ascii="Segoe UI" w:eastAsia="Segoe UI" w:hAnsi="Segoe UI" w:cs="Segoe UI"/>
+          <w:sz w:val="20"/>
+          <w:szCs w:val="20"/>
+          <w:rtl/>
+          <w:lang w:val="he"/>
+        </w:rPr>
+      </w:pPr>
+    </w:p>
+    <w:p>
+      <w:pPr>
+        <w:rPr>
+          <w:rFonts w:ascii="Segoe UI" w:eastAsia="Segoe UI" w:hAnsi="Segoe UI" w:cs="Segoe UI"/>
+          <w:sz w:val="20"/>
+          <w:szCs w:val="20"/>
+          <w:rtl/>
+          <w:lang w:val="he"/>
+        </w:rPr>
+      </w:pPr>
+    </w:p>
+    <w:p>
+      <w:pPr>
+        <w:ind w:firstLine="720"/>
+        <w:rPr>
+          <w:rFonts w:ascii="Segoe UI" w:eastAsia="Segoe UI" w:hAnsi="Segoe UI" w:cs="Segoe UI"/>
+          <w:sz w:val="20"/>
+          <w:szCs w:val="20"/>
+          <w:rtl/>
+          <w:lang w:val="he"/>
+        </w:rPr>
+      </w:pPr>
+    </w:p>
+    <w:p>
+      <w:pPr>
+        <w:ind w:firstLine="720"/>
+        <w:rPr>
+          <w:rFonts w:ascii="Segoe UI" w:eastAsia="Segoe UI" w:hAnsi="Segoe UI" w:cs="Segoe UI"/>
+          <w:sz w:val="20"/>
+          <w:szCs w:val="20"/>
+          <w:rtl/>
+          <w:lang w:val="he"/>
+        </w:rPr>
+      </w:pPr>
+    </w:p>
+    <w:p>
+      <w:pPr>
+        <w:pStyle w:val="Heading1"/>
+        <w:rPr>
+          <w:rFonts w:eastAsia="Segoe UI"/>
+          <w:rtl/>
+          <w:lang w:val="he"/>
+        </w:rPr>
+      </w:pPr>
+      <w:r>
+        <w:rPr>
+          <w:rFonts w:ascii="Segoe UI" w:eastAsia="Segoe UI" w:hAnsi="Segoe UI" w:cs="Segoe UI"/>
+          <w:sz w:val="20"/>
+          <w:szCs w:val="20"/>
+          <w:rtl/>
+        </w:rPr>
+        <w:lastRenderedPageBreak/>
+        <w:drawing>
+          <wp:anchor distT="0" distB="0" distL="114300" distR="114300" simplePos="0" relativeHeight="251696128" behindDoc="0" locked="0" layoutInCell="1" allowOverlap="1" wp14:anchorId="115FB2DF" wp14:editId="5539D98B">
+            <wp:simplePos x="0" y="0"/>
+            <wp:positionH relativeFrom="margin">
+              <wp:posOffset>965734</wp:posOffset>
+            </wp:positionH>
+            <wp:positionV relativeFrom="paragraph">
+              <wp:posOffset>341579</wp:posOffset>
+            </wp:positionV>
+            <wp:extent cx="1974215" cy="2009775"/>
+            <wp:effectExtent l="0" t="0" r="6985" b="9525"/>
+            <wp:wrapSquare wrapText="bothSides"/>
+            <wp:docPr id="1" name="Picture 1"/>
+            <wp:cNvGraphicFramePr>
+              <a:graphicFrameLocks xmlns:a="http://schemas.openxmlformats.org/drawingml/2006/main" noChangeAspect="1"/>
+            </wp:cNvGraphicFramePr>
+            <a:graphic xmlns:a="http://schemas.openxmlformats.org/drawingml/2006/main">
+              <a:graphicData uri="http://schemas.openxmlformats.org/drawingml/2006/picture">
+                <pic:pic xmlns:pic="http://schemas.openxmlformats.org/drawingml/2006/picture">
+                  <pic:nvPicPr>
+                    <pic:cNvPr id="1" name=""/>
+                    <pic:cNvPicPr/>
+                  </pic:nvPicPr>
+                  <pic:blipFill>
+                    <a:blip r:embed="rId22" cstate="print">
+                      <a:extLst>
+                        <a:ext uri="{28A0092B-C50C-407E-A947-70E740481C1C}">
+                          <a14:useLocalDpi xmlns:a14="http://schemas.microsoft.com/office/drawing/2010/main" val="0"/>
+                        </a:ext>
+                      </a:extLst>
+                    </a:blip>
+                    <a:stretch>
+                      <a:fillRect/>
+                    </a:stretch>
+                  </pic:blipFill>
+                  <pic:spPr>
+                    <a:xfrm>
+                      <a:off x="0" y="0"/>
+                      <a:ext cx="1974215" cy="2009775"/>
+                    </a:xfrm>
+                    <a:prstGeom prst="rect">
+                      <a:avLst/>
+                    </a:prstGeom>
+                  </pic:spPr>
+                </pic:pic>
+              </a:graphicData>
+            </a:graphic>
+            <wp14:sizeRelH relativeFrom="margin">
+              <wp14:pctWidth>0</wp14:pctWidth>
+            </wp14:sizeRelH>
+            <wp14:sizeRelV relativeFrom="margin">
+              <wp14:pctHeight>0</wp14:pctHeight>
+            </wp14:sizeRelV>
+          </wp:anchor>
+        </w:drawing>
+      </w:r>
+      <w:r>
+        <w:rPr>
+          <w:rFonts w:eastAsia="Segoe UI" w:hint="cs"/>
+          <w:rtl/>
+          <w:lang w:val="he"/>
+        </w:rPr>
+        <w:t>כדור</w:t>
+      </w:r>
+    </w:p>
+    <w:p>
+      <w:pPr>
+        <w:rPr>
+          <w:rFonts w:ascii="Segoe UI" w:eastAsia="Segoe UI" w:hAnsi="Segoe UI" w:cs="Segoe UI"/>
+          <w:sz w:val="20"/>
+          <w:szCs w:val="20"/>
+          <w:rtl/>
+          <w:lang w:val="he"/>
+        </w:rPr>
+      </w:pPr>
+      <w:r>
+        <w:rPr>
+          <w:rFonts w:ascii="Segoe UI" w:eastAsia="Segoe UI" w:hAnsi="Segoe UI" w:cs="Segoe UI" w:hint="cs"/>
+          <w:sz w:val="20"/>
+          <w:szCs w:val="20"/>
+          <w:rtl/>
+          <w:lang w:val="he"/>
+        </w:rPr>
+        <w:t xml:space="preserve">הכדור </w:t>
+      </w:r>
+    </w:p>
+    <w:p>
+      <w:pPr>
+        <w:pStyle w:val="ListParagraph"/>
+        <w:numPr>
+          <w:ilvl w:val="0"/>
+          <w:numId w:val="8"/>
+        </w:numPr>
+        <w:rPr>
+          <w:rFonts w:ascii="Segoe UI" w:eastAsia="Segoe UI" w:hAnsi="Segoe UI" w:cs="Segoe UI"/>
+          <w:sz w:val="20"/>
+          <w:szCs w:val="20"/>
+        </w:rPr>
+      </w:pPr>
+      <w:r>
+        <w:rPr>
+          <w:rFonts w:ascii="Segoe UI" w:eastAsia="Segoe UI" w:hAnsi="Segoe UI" w:cs="Segoe UI" w:hint="cs"/>
+          <w:sz w:val="20"/>
+          <w:szCs w:val="20"/>
+          <w:rtl/>
+          <w:lang w:val="he"/>
+        </w:rPr>
+        <w:t xml:space="preserve">מברזל </w:t>
+      </w:r>
+    </w:p>
+    <w:p>
+      <w:pPr>
+        <w:pStyle w:val="ListParagraph"/>
+        <w:numPr>
+          <w:ilvl w:val="0"/>
+          <w:numId w:val="8"/>
+        </w:numPr>
+        <w:rPr>
+          <w:rFonts w:ascii="Segoe UI" w:eastAsia="Segoe UI" w:hAnsi="Segoe UI" w:cs="Segoe UI"/>
+          <w:sz w:val="20"/>
+          <w:szCs w:val="20"/>
+        </w:rPr>
+      </w:pPr>
+      <w:r>
+        <w:rPr>
+          <w:rFonts w:ascii="Segoe UI" w:eastAsia="Segoe UI" w:hAnsi="Segoe UI" w:cs="Segoe UI" w:hint="cs"/>
+          <w:sz w:val="20"/>
+          <w:szCs w:val="20"/>
+          <w:rtl/>
+          <w:lang w:val="he"/>
+        </w:rPr>
+        <w:t xml:space="preserve">שוקל </w:t>
+      </w:r>
+      <w:r>
+        <w:rPr>
+          <w:rFonts w:ascii="Segoe UI" w:eastAsia="Segoe UI" w:hAnsi="Segoe UI" w:cs="Segoe UI"/>
+          <w:sz w:val="20"/>
+          <w:szCs w:val="20"/>
+        </w:rPr>
+        <w:t>90gr</w:t>
+      </w:r>
+      <w:r>
+        <w:rPr>
+          <w:rFonts w:ascii="Segoe UI" w:eastAsia="Segoe UI" w:hAnsi="Segoe UI" w:cs="Segoe UI" w:hint="cs"/>
+          <w:sz w:val="20"/>
+          <w:szCs w:val="20"/>
+          <w:rtl/>
+        </w:rPr>
+        <w:t xml:space="preserve"> </w:t>
+      </w:r>
+    </w:p>
+    <w:p>
+      <w:pPr>
+        <w:pStyle w:val="ListParagraph"/>
+        <w:numPr>
+          <w:ilvl w:val="0"/>
+          <w:numId w:val="8"/>
+        </w:numPr>
+        <w:rPr>
+          <w:rFonts w:ascii="Segoe UI" w:eastAsia="Segoe UI" w:hAnsi="Segoe UI" w:cs="Segoe UI"/>
+          <w:sz w:val="20"/>
+          <w:szCs w:val="20"/>
+        </w:rPr>
+      </w:pPr>
+      <w:r>
+        <w:rPr>
+          <w:rFonts w:ascii="Segoe UI" w:eastAsia="Segoe UI" w:hAnsi="Segoe UI" w:cs="Segoe UI" w:hint="cs"/>
+          <w:sz w:val="20"/>
+          <w:szCs w:val="20"/>
+          <w:rtl/>
+        </w:rPr>
+        <w:t xml:space="preserve">קוטר </w:t>
+      </w:r>
+      <w:r>
+        <w:rPr>
+          <w:rFonts w:ascii="Segoe UI" w:eastAsia="Segoe UI" w:hAnsi="Segoe UI" w:cs="Segoe UI"/>
+          <w:sz w:val="20"/>
+          <w:szCs w:val="20"/>
+        </w:rPr>
+        <w:t>28mm</w:t>
+      </w:r>
+      <w:r>
+        <w:rPr>
+          <w:rFonts w:ascii="Segoe UI" w:eastAsia="Segoe UI" w:hAnsi="Segoe UI" w:cs="Segoe UI" w:hint="cs"/>
+          <w:sz w:val="20"/>
+          <w:szCs w:val="20"/>
+          <w:rtl/>
+        </w:rPr>
+        <w:t>.</w:t>
+      </w:r>
+    </w:p>
+    <w:p>
+      <w:pPr>
+        <w:rPr>
+          <w:rFonts w:ascii="Segoe UI" w:eastAsia="Segoe UI" w:hAnsi="Segoe UI" w:cs="Segoe UI" w:hint="cs"/>
+          <w:sz w:val="20"/>
+          <w:szCs w:val="20"/>
+        </w:rPr>
+      </w:pPr>
+    </w:p>
+    <w:p>
+      <w:pPr>
+        <w:rPr>
+          <w:rFonts w:ascii="Segoe UI" w:eastAsia="Segoe UI" w:hAnsi="Segoe UI" w:cs="Segoe UI" w:hint="cs"/>
+          <w:sz w:val="20"/>
+          <w:szCs w:val="20"/>
+          <w:rtl/>
+          <w:lang w:val="he"/>
+        </w:rPr>
+      </w:pPr>
+    </w:p>
+    <w:p>
+      <w:pPr>
+        <w:rPr>
+          <w:rFonts w:ascii="Segoe UI" w:eastAsia="Segoe UI" w:hAnsi="Segoe UI" w:cs="Segoe UI"/>
+          <w:sz w:val="20"/>
+          <w:szCs w:val="20"/>
+          <w:rtl/>
+          <w:lang w:val="he"/>
+        </w:rPr>
+      </w:pPr>
+    </w:p>
+    <w:p>
+      <w:pPr>
+        <w:rPr>
+          <w:rFonts w:ascii="Segoe UI" w:eastAsia="Segoe UI" w:hAnsi="Segoe UI" w:cs="Segoe UI"/>
+          <w:sz w:val="20"/>
+          <w:szCs w:val="20"/>
+          <w:rtl/>
+          <w:lang w:val="he"/>
+        </w:rPr>
+      </w:pPr>
+    </w:p>
+    <w:p>
+      <w:pPr>
+        <w:rPr>
+          <w:rFonts w:ascii="Segoe UI" w:eastAsia="Segoe UI" w:hAnsi="Segoe UI" w:cs="Segoe UI"/>
+          <w:sz w:val="20"/>
+          <w:szCs w:val="20"/>
+          <w:rtl/>
+          <w:lang w:val="he"/>
+        </w:rPr>
+      </w:pPr>
+    </w:p>
+    <w:p>
+      <w:pPr>
+        <w:rPr>
+          <w:rFonts w:ascii="Segoe UI" w:eastAsia="Segoe UI" w:hAnsi="Segoe UI" w:cs="Segoe UI"/>
+          <w:sz w:val="20"/>
+          <w:szCs w:val="20"/>
+          <w:rtl/>
+          <w:lang w:val="he"/>
+        </w:rPr>
+      </w:pPr>
+    </w:p>
+    <w:p>
+      <w:pPr>
+        <w:rPr>
+          <w:rFonts w:ascii="Segoe UI" w:eastAsia="Segoe UI" w:hAnsi="Segoe UI" w:cs="Segoe UI"/>
+          <w:sz w:val="20"/>
+          <w:szCs w:val="20"/>
+          <w:rtl/>
+          <w:lang w:val="he"/>
+        </w:rPr>
+      </w:pPr>
+    </w:p>
+    <w:p>
+      <w:pPr>
+        <w:rPr>
+          <w:rFonts w:ascii="Segoe UI" w:eastAsia="Segoe UI" w:hAnsi="Segoe UI" w:cs="Segoe UI"/>
+          <w:sz w:val="20"/>
+          <w:szCs w:val="20"/>
+          <w:rtl/>
+          <w:lang w:val="he"/>
+        </w:rPr>
+      </w:pPr>
+    </w:p>
+    <w:p>
+      <w:pPr>
+        <w:rPr>
+          <w:rFonts w:ascii="Segoe UI" w:eastAsia="Segoe UI" w:hAnsi="Segoe UI" w:cs="Segoe UI"/>
+          <w:sz w:val="20"/>
+          <w:szCs w:val="20"/>
+          <w:rtl/>
+          <w:lang w:val="he"/>
+        </w:rPr>
+      </w:pPr>
+    </w:p>
+    <w:p>
+      <w:pPr>
+        <w:rPr>
+          <w:rFonts w:ascii="Segoe UI" w:eastAsia="Segoe UI" w:hAnsi="Segoe UI" w:cs="Segoe UI"/>
+          <w:sz w:val="20"/>
+          <w:szCs w:val="20"/>
+          <w:rtl/>
+          <w:lang w:val="he"/>
+        </w:rPr>
+      </w:pPr>
+    </w:p>
     <w:sectPr>
       <w:pgSz w:w="11906" w:h="16838"/>
       <w:pgMar w:top="1440" w:right="1800" w:bottom="1440" w:left="1800" w:header="708" w:footer="708" w:gutter="0"/>
@@ -3986,7 +4286,7 @@
 </file>
 
 <file path=word/numbering.xml><?xml version="1.0" encoding="utf-8"?>
-<w:numbering xmlns:wpc="http://schemas.microsoft.com/office/word/2010/wordprocessingCanvas" xmlns:cx="http://schemas.microsoft.com/office/drawing/2014/chartex" xmlns:cx1="http://schemas.microsoft.com/office/drawing/2015/9/8/chartex" xmlns:cx2="http://schemas.microsoft.com/office/drawing/2015/10/21/chartex" xmlns:cx3="http://schemas.microsoft.com/office/drawing/2016/5/9/chartex" xmlns:cx4="http://schemas.microsoft.com/office/drawing/2016/5/10/chartex" xmlns:cx5="http://schemas.microsoft.com/office/drawing/2016/5/11/chartex" xmlns:cx6="http://schemas.microsoft.com/office/drawing/2016/5/12/chartex" xmlns:cx7="http://schemas.microsoft.com/office/drawing/2016/5/13/chartex" xmlns:cx8="http://schemas.microsoft.com/office/drawing/2016/5/14/chartex" xmlns:mc="http://schemas.openxmlformats.org/markup-compatibility/2006" xmlns:aink="http://schemas.microsoft.com/office/drawing/2016/ink" xmlns:am3d="http://schemas.microsoft.com/office/drawing/2017/model3d" xmlns:o="urn:schemas-microsoft-com:office:office" xmlns:oel="http://schemas.microsoft.com/office/2019/extlst" xmlns:r="http://schemas.openxmlformats.org/officeDocument/2006/relationships" xmlns:m="http://schemas.openxmlformats.org/officeDocument/2006/math" xmlns:v="urn:schemas-microsoft-com:vml" xmlns:wp14="http://schemas.microsoft.com/office/word/2010/wordprocessingDrawing" xmlns:wp="http://schemas.openxmlformats.org/drawingml/2006/wordprocessingDrawing" xmlns:w10="urn:schemas-microsoft-com:office:word" xmlns:w="http://schemas.openxmlformats.org/wordprocessingml/2006/main" xmlns:w14="http://schemas.microsoft.com/office/word/2010/wordml" xmlns:w15="http://schemas.microsoft.com/office/word/2012/wordml" xmlns:w16cex="http://schemas.microsoft.com/office/word/2018/wordml/cex" xmlns:w16cid="http://schemas.microsoft.com/office/word/2016/wordml/cid" xmlns:w16="http://schemas.microsoft.com/office/word/2018/wordml" xmlns:w16du="http://schemas.microsoft.com/office/word/2023/wordml/word16du" xmlns:w16sdtdh="http://schemas.microsoft.com/office/word/2020/wordml/sdtdatahash" xmlns:w16sdtfl="http://schemas.microsoft.com/office/word/2024/wordml/sdtformatlock" xmlns:w16se="http://schemas.microsoft.com/office/word/2015/wordml/symex" xmlns:wpg="http://schemas.microsoft.com/office/word/2010/wordprocessingGroup" xmlns:wpi="http://schemas.microsoft.com/office/word/2010/wordprocessingInk" xmlns:wne="http://schemas.microsoft.com/office/word/2006/wordml" xmlns:wps="http://schemas.microsoft.com/office/word/2010/wordprocessingShape" mc:Ignorable="w14 w15 w16se w16cid w16 w16cex w16sdtdh w16sdtfl w16du wp14">
+<w:numbering xmlns:wpc="http://schemas.microsoft.com/office/word/2010/wordprocessingCanvas" xmlns:cx="http://schemas.microsoft.com/office/drawing/2014/chartex" xmlns:cx1="http://schemas.microsoft.com/office/drawing/2015/9/8/chartex" xmlns:cx2="http://schemas.microsoft.com/office/drawing/2015/10/21/chartex" xmlns:cx3="http://schemas.microsoft.com/office/drawing/2016/5/9/chartex" xmlns:cx4="http://schemas.microsoft.com/office/drawing/2016/5/10/chartex" xmlns:cx5="http://schemas.microsoft.com/office/drawing/2016/5/11/chartex" xmlns:cx6="http://schemas.microsoft.com/office/drawing/2016/5/12/chartex" xmlns:cx7="http://schemas.microsoft.com/office/drawing/2016/5/13/chartex" xmlns:cx8="http://schemas.microsoft.com/office/drawing/2016/5/14/chartex" xmlns:mc="http://schemas.openxmlformats.org/markup-compatibility/2006" xmlns:aink="http://schemas.microsoft.com/office/drawing/2016/ink" xmlns:am3d="http://schemas.microsoft.com/office/drawing/2017/model3d" xmlns:o="urn:schemas-microsoft-com:office:office" xmlns:r="http://schemas.openxmlformats.org/officeDocument/2006/relationships" xmlns:m="http://schemas.openxmlformats.org/officeDocument/2006/math" xmlns:v="urn:schemas-microsoft-com:vml" xmlns:wp14="http://schemas.microsoft.com/office/word/2010/wordprocessingDrawing" xmlns:wp="http://schemas.openxmlformats.org/drawingml/2006/wordprocessingDrawing" xmlns:w10="urn:schemas-microsoft-com:office:word" xmlns:w="http://schemas.openxmlformats.org/wordprocessingml/2006/main" xmlns:w14="http://schemas.microsoft.com/office/word/2010/wordml" xmlns:w15="http://schemas.microsoft.com/office/word/2012/wordml" xmlns:w16cex="http://schemas.microsoft.com/office/word/2018/wordml/cex" xmlns:w16cid="http://schemas.microsoft.com/office/word/2016/wordml/cid" xmlns:w16="http://schemas.microsoft.com/office/word/2018/wordml" xmlns:w16sdtdh="http://schemas.microsoft.com/office/word/2020/wordml/sdtdatahash" xmlns:w16se="http://schemas.microsoft.com/office/word/2015/wordml/symex" xmlns:wpg="http://schemas.microsoft.com/office/word/2010/wordprocessingGroup" xmlns:wpi="http://schemas.microsoft.com/office/word/2010/wordprocessingInk" xmlns:wne="http://schemas.microsoft.com/office/word/2006/wordml" xmlns:wps="http://schemas.microsoft.com/office/word/2010/wordprocessingShape" mc:Ignorable="w14 w15 w16se w16cid w16 w16cex w16sdtdh wp14">
   <w:abstractNum w:abstractNumId="0" w15:restartNumberingAfterBreak="0">
     <w:nsid w:val="04891C4C"/>
     <w:multiLevelType w:val="hybridMultilevel"/>
@@ -4778,32 +5078,148 @@
       </w:rPr>
     </w:lvl>
   </w:abstractNum>
-  <w:num w:numId="1" w16cid:durableId="1883319049">
+  <w:abstractNum w:abstractNumId="7" w15:restartNumberingAfterBreak="0">
+    <w:nsid w:val="79CE26BB"/>
+    <w:multiLevelType w:val="hybridMultilevel"/>
+    <w:tmpl w:val="16041C0E"/>
+    <w:lvl w:ilvl="0" w:tplc="04090001">
+      <w:start w:val="1"/>
+      <w:numFmt w:val="bullet"/>
+      <w:lvlText w:val=""/>
+      <w:lvlJc w:val="left"/>
+      <w:pPr>
+        <w:ind w:left="720" w:hanging="360"/>
+      </w:pPr>
+      <w:rPr>
+        <w:rFonts w:ascii="Symbol" w:hAnsi="Symbol" w:hint="default"/>
+      </w:rPr>
+    </w:lvl>
+    <w:lvl w:ilvl="1" w:tplc="04090003" w:tentative="1">
+      <w:start w:val="1"/>
+      <w:numFmt w:val="bullet"/>
+      <w:lvlText w:val="o"/>
+      <w:lvlJc w:val="left"/>
+      <w:pPr>
+        <w:ind w:left="1440" w:hanging="360"/>
+      </w:pPr>
+      <w:rPr>
+        <w:rFonts w:ascii="Courier New" w:hAnsi="Courier New" w:cs="Courier New" w:hint="default"/>
+      </w:rPr>
+    </w:lvl>
+    <w:lvl w:ilvl="2" w:tplc="04090005" w:tentative="1">
+      <w:start w:val="1"/>
+      <w:numFmt w:val="bullet"/>
+      <w:lvlText w:val=""/>
+      <w:lvlJc w:val="left"/>
+      <w:pPr>
+        <w:ind w:left="2160" w:hanging="360"/>
+      </w:pPr>
+      <w:rPr>
+        <w:rFonts w:ascii="Wingdings" w:hAnsi="Wingdings" w:hint="default"/>
+      </w:rPr>
+    </w:lvl>
+    <w:lvl w:ilvl="3" w:tplc="04090001" w:tentative="1">
+      <w:start w:val="1"/>
+      <w:numFmt w:val="bullet"/>
+      <w:lvlText w:val=""/>
+      <w:lvlJc w:val="left"/>
+      <w:pPr>
+        <w:ind w:left="2880" w:hanging="360"/>
+      </w:pPr>
+      <w:rPr>
+        <w:rFonts w:ascii="Symbol" w:hAnsi="Symbol" w:hint="default"/>
+      </w:rPr>
+    </w:lvl>
+    <w:lvl w:ilvl="4" w:tplc="04090003" w:tentative="1">
+      <w:start w:val="1"/>
+      <w:numFmt w:val="bullet"/>
+      <w:lvlText w:val="o"/>
+      <w:lvlJc w:val="left"/>
+      <w:pPr>
+        <w:ind w:left="3600" w:hanging="360"/>
+      </w:pPr>
+      <w:rPr>
+        <w:rFonts w:ascii="Courier New" w:hAnsi="Courier New" w:cs="Courier New" w:hint="default"/>
+      </w:rPr>
+    </w:lvl>
+    <w:lvl w:ilvl="5" w:tplc="04090005" w:tentative="1">
+      <w:start w:val="1"/>
+      <w:numFmt w:val="bullet"/>
+      <w:lvlText w:val=""/>
+      <w:lvlJc w:val="left"/>
+      <w:pPr>
+        <w:ind w:left="4320" w:hanging="360"/>
+      </w:pPr>
+      <w:rPr>
+        <w:rFonts w:ascii="Wingdings" w:hAnsi="Wingdings" w:hint="default"/>
+      </w:rPr>
+    </w:lvl>
+    <w:lvl w:ilvl="6" w:tplc="04090001" w:tentative="1">
+      <w:start w:val="1"/>
+      <w:numFmt w:val="bullet"/>
+      <w:lvlText w:val=""/>
+      <w:lvlJc w:val="left"/>
+      <w:pPr>
+        <w:ind w:left="5040" w:hanging="360"/>
+      </w:pPr>
+      <w:rPr>
+        <w:rFonts w:ascii="Symbol" w:hAnsi="Symbol" w:hint="default"/>
+      </w:rPr>
+    </w:lvl>
+    <w:lvl w:ilvl="7" w:tplc="04090003" w:tentative="1">
+      <w:start w:val="1"/>
+      <w:numFmt w:val="bullet"/>
+      <w:lvlText w:val="o"/>
+      <w:lvlJc w:val="left"/>
+      <w:pPr>
+        <w:ind w:left="5760" w:hanging="360"/>
+      </w:pPr>
+      <w:rPr>
+        <w:rFonts w:ascii="Courier New" w:hAnsi="Courier New" w:cs="Courier New" w:hint="default"/>
+      </w:rPr>
+    </w:lvl>
+    <w:lvl w:ilvl="8" w:tplc="04090005" w:tentative="1">
+      <w:start w:val="1"/>
+      <w:numFmt w:val="bullet"/>
+      <w:lvlText w:val=""/>
+      <w:lvlJc w:val="left"/>
+      <w:pPr>
+        <w:ind w:left="6480" w:hanging="360"/>
+      </w:pPr>
+      <w:rPr>
+        <w:rFonts w:ascii="Wingdings" w:hAnsi="Wingdings" w:hint="default"/>
+      </w:rPr>
+    </w:lvl>
+  </w:abstractNum>
+  <w:num w:numId="1">
     <w:abstractNumId w:val="4"/>
   </w:num>
-  <w:num w:numId="2" w16cid:durableId="851646069">
+  <w:num w:numId="2">
     <w:abstractNumId w:val="1"/>
   </w:num>
-  <w:num w:numId="3" w16cid:durableId="346637935">
+  <w:num w:numId="3">
     <w:abstractNumId w:val="2"/>
   </w:num>
-  <w:num w:numId="4" w16cid:durableId="69816688">
+  <w:num w:numId="4">
     <w:abstractNumId w:val="0"/>
   </w:num>
-  <w:num w:numId="5" w16cid:durableId="787547005">
+  <w:num w:numId="5">
     <w:abstractNumId w:val="3"/>
   </w:num>
-  <w:num w:numId="6" w16cid:durableId="415785852">
+  <w:num w:numId="6">
     <w:abstractNumId w:val="5"/>
   </w:num>
-  <w:num w:numId="7" w16cid:durableId="1739278236">
+  <w:num w:numId="7">
     <w:abstractNumId w:val="6"/>
+  </w:num>
+  <w:num w:numId="8">
+    <w:abstractNumId w:val="7"/>
   </w:num>
 </w:numbering>
 </file>
 
 <file path=word/styles.xml><?xml version="1.0" encoding="utf-8"?>
-<w:styles xmlns:mc="http://schemas.openxmlformats.org/markup-compatibility/2006" xmlns:r="http://schemas.openxmlformats.org/officeDocument/2006/relationships" xmlns:w="http://schemas.openxmlformats.org/wordprocessingml/2006/main" xmlns:w14="http://schemas.microsoft.com/office/word/2010/wordml" xmlns:w15="http://schemas.microsoft.com/office/word/2012/wordml" xmlns:w16cex="http://schemas.microsoft.com/office/word/2018/wordml/cex" xmlns:w16cid="http://schemas.microsoft.com/office/word/2016/wordml/cid" xmlns:w16="http://schemas.microsoft.com/office/word/2018/wordml" xmlns:w16du="http://schemas.microsoft.com/office/word/2023/wordml/word16du" xmlns:w16sdtdh="http://schemas.microsoft.com/office/word/2020/wordml/sdtdatahash" xmlns:w16sdtfl="http://schemas.microsoft.com/office/word/2024/wordml/sdtformatlock" xmlns:w16se="http://schemas.microsoft.com/office/word/2015/wordml/symex" mc:Ignorable="w14 w15 w16se w16cid w16 w16cex w16sdtdh w16sdtfl w16du">
+<w:styles xmlns:mc="http://schemas.openxmlformats.org/markup-compatibility/2006" xmlns:r="http://schemas.openxmlformats.org/officeDocument/2006/relationships" xmlns:w="http://schemas.openxmlformats.org/wordprocessingml/2006/main" xmlns:w14="http://schemas.microsoft.com/office/word/2010/wordml" xmlns:w15="http://schemas.microsoft.com/office/word/2012/wordml" xmlns:w16cex="http://schemas.microsoft.com/office/word/2018/wordml/cex" xmlns:w16cid="http://schemas.microsoft.com/office/word/2016/wordml/cid" xmlns:w16="http://schemas.microsoft.com/office/word/2018/wordml" xmlns:w16sdtdh="http://schemas.microsoft.com/office/word/2020/wordml/sdtdatahash" xmlns:w16se="http://schemas.microsoft.com/office/word/2015/wordml/symex" mc:Ignorable="w14 w15 w16se w16cid w16 w16cex w16sdtdh">
   <w:docDefaults>
     <w:rPrDefault>
       <w:rPr>
